--- a/Backend/src/templates/qas/FOR Acta QA Servicios internet telefonia ultrawifi y MPLS.docx
+++ b/Backend/src/templates/qas/FOR Acta QA Servicios internet telefonia ultrawifi y MPLS.docx
@@ -29,33 +29,63 @@
       <w:bookmarkStart w:id="0" w:name="_GoBack"/>
       <w:bookmarkEnd w:id="0"/>
       <w:r>
+        <w:t>Visita Número:</w:t>
+        <w:tab/>
+        <w:t>{visita_numero}</w:t>
+      </w:r>
+    </w:p>
+    <w:p>
+      <w:pPr>
         <w:rPr>
           <w:rFonts w:ascii="Arial" w:eastAsia="Arial" w:hAnsi="Arial" w:cs="Arial"/>
           <w:b/>
-        </w:rPr>
-        <w:t>Visita Número:</w:t>
-      </w:r>
-      <w:r>
+          <w:bCs/>
+        </w:rPr>
+      </w:pPr>
+      <w:r>
+        <w:t>Fecha Ejecución:</w:t>
+        <w:tab/>
+        <w:t>{fecha_ejecucion}</w:t>
+      </w:r>
+    </w:p>
+    <w:p>
+      <w:pPr>
         <w:rPr>
           <w:rFonts w:ascii="Arial" w:eastAsia="Arial" w:hAnsi="Arial" w:cs="Arial"/>
           <w:b/>
-        </w:rPr>
+          <w:bCs/>
+        </w:rPr>
+      </w:pPr>
+      <w:r>
+        <w:t>Hora Inicio:</w:t>
         <w:tab/>
-      </w:r>
-      <w:r>
+        <w:t>{hora_inicio}</w:t>
+      </w:r>
+    </w:p>
+    <w:p>
+      <w:pPr>
         <w:rPr>
           <w:rFonts w:ascii="Arial" w:eastAsia="Arial" w:hAnsi="Arial" w:cs="Arial"/>
           <w:b/>
         </w:rPr>
+      </w:pPr>
+      <w:r>
+        <w:t>Tiempo Transporte:</w:t>
         <w:tab/>
-      </w:r>
-      <w:r>
+        <w:t>{tiempo_transporte}</w:t>
+      </w:r>
+    </w:p>
+    <w:p>
+      <w:pPr>
         <w:rPr>
           <w:rFonts w:ascii="Arial" w:eastAsia="Arial" w:hAnsi="Arial" w:cs="Arial"/>
           <w:b/>
         </w:rPr>
+      </w:pPr>
+      <w:r>
+        <w:t>Tiempo Antesala:</w:t>
         <w:tab/>
-        <w:t>1</w:t>
+        <w:t>{tiempo_antesala}</w:t>
       </w:r>
     </w:p>
     <w:p>
@@ -63,64 +93,116 @@
         <w:rPr>
           <w:rFonts w:ascii="Arial" w:eastAsia="Arial" w:hAnsi="Arial" w:cs="Arial"/>
           <w:b/>
-          <w:bCs/>
-        </w:rPr>
-      </w:pPr>
-      <w:r>
+        </w:rPr>
+      </w:pPr>
+      <w:r>
+        <w:t>Tiempo Ejecución:</w:t>
+        <w:tab/>
+        <w:t>{tiempo_ejecucion}</w:t>
+      </w:r>
+    </w:p>
+    <w:p>
+      <w:pPr>
         <w:rPr>
           <w:rFonts w:ascii="Arial" w:eastAsia="Arial" w:hAnsi="Arial" w:cs="Arial"/>
           <w:b/>
-          <w:bCs/>
-        </w:rPr>
-        <w:t>Fecha Ejecución:</w:t>
-      </w:r>
-      <w:r>
+        </w:rPr>
+      </w:pPr>
+      <w:r>
+        <w:t>Espera Claro:</w:t>
         <w:tab/>
-      </w:r>
-      <w:r>
+        <w:t>{tiempo_espera_claro}</w:t>
+      </w:r>
+    </w:p>
+    <w:p>
+      <w:pPr>
+        <w:rPr>
+          <w:rFonts w:ascii="Arial" w:eastAsia="Arial" w:hAnsi="Arial" w:cs="Arial"/>
+          <w:b/>
+          <w:bCs/>
+        </w:rPr>
+      </w:pPr>
+      <w:r>
+        <w:t>Hora Salida:</w:t>
         <w:tab/>
-      </w:r>
-      <w:r>
+        <w:t>{hora_salida}</w:t>
+      </w:r>
+    </w:p>
+    <w:p>
+      <w:pPr>
         <w:rPr>
           <w:rFonts w:ascii="Arial" w:eastAsia="Arial" w:hAnsi="Arial" w:cs="Arial"/>
           <w:b/>
-          <w:bCs/>
-        </w:rPr>
-        <w:t>05.02.2023</w:t>
-      </w:r>
+        </w:rPr>
+      </w:pPr>
     </w:p>
     <w:p>
       <w:pPr>
         <w:rPr>
           <w:rFonts w:ascii="Arial" w:eastAsia="Arial" w:hAnsi="Arial" w:cs="Arial"/>
           <w:b/>
-          <w:bCs/>
-        </w:rPr>
-      </w:pPr>
-      <w:r>
+        </w:rPr>
+      </w:pPr>
+      <w:proofErr w:type="spellStart"/>
+      <w:proofErr w:type="spellEnd"/>
+      <w:r>
+        <w:t>Ing. Outsourcing:</w:t>
+        <w:tab/>
+        <w:t>{ingeniero_outsourcing}</w:t>
+      </w:r>
+    </w:p>
+    <w:p>
+      <w:pPr>
         <w:rPr>
           <w:rFonts w:ascii="Arial" w:eastAsia="Arial" w:hAnsi="Arial" w:cs="Arial"/>
           <w:b/>
-          <w:bCs/>
-        </w:rPr>
-        <w:t>Hora Inicio:</w:t>
-      </w:r>
-      <w:r>
+        </w:rPr>
+      </w:pPr>
+      <w:r>
+        <w:t>Multímetro:</w:t>
         <w:tab/>
-      </w:r>
-      <w:r>
+        <w:t>{multimetro}</w:t>
+      </w:r>
+    </w:p>
+    <w:p>
+      <w:pPr>
+        <w:rPr>
+          <w:rFonts w:ascii="Arial" w:eastAsia="Arial" w:hAnsi="Arial" w:cs="Arial"/>
+          <w:b/>
+        </w:rPr>
+      </w:pPr>
+      <w:r>
+        <w:t>Analizador de BER:</w:t>
         <w:tab/>
-      </w:r>
-      <w:r>
+        <w:t>{analizador_ber}</w:t>
+      </w:r>
+    </w:p>
+    <w:p>
+      <w:pPr>
+        <w:rPr>
+          <w:rFonts w:ascii="Arial" w:eastAsia="Arial" w:hAnsi="Arial" w:cs="Arial"/>
+          <w:b/>
+          <w:bCs/>
+        </w:rPr>
+      </w:pPr>
+      <w:r>
+        <w:t>Soporte Claro:</w:t>
         <w:tab/>
-      </w:r>
-      <w:r>
+        <w:t>{soporte_claro}</w:t>
+      </w:r>
+    </w:p>
+    <w:p>
+      <w:pPr>
         <w:rPr>
           <w:rFonts w:ascii="Arial" w:eastAsia="Arial" w:hAnsi="Arial" w:cs="Arial"/>
           <w:b/>
           <w:bCs/>
         </w:rPr>
-        <w:t xml:space="preserve">08:00 </w:t>
+      </w:pPr>
+      <w:r>
+        <w:t>Firma el Acta:</w:t>
+        <w:tab/>
+        <w:t>{firma_acta}</w:t>
       </w:r>
     </w:p>
     <w:p>
@@ -130,414 +212,31 @@
           <w:b/>
         </w:rPr>
       </w:pPr>
-      <w:r>
+    </w:p>
+    <w:p>
+      <w:pPr>
         <w:rPr>
           <w:rFonts w:ascii="Arial" w:eastAsia="Arial" w:hAnsi="Arial" w:cs="Arial"/>
           <w:b/>
         </w:rPr>
-        <w:t>Tiempo Transporte:</w:t>
-      </w:r>
-      <w:r>
+      </w:pPr>
+      <w:r>
+        <w:t>Caso Seguimiento:</w:t>
+        <w:tab/>
+        <w:t>{caso_seguimiento}</w:t>
+      </w:r>
+    </w:p>
+    <w:p>
+      <w:pPr>
         <w:rPr>
           <w:rFonts w:ascii="Arial" w:eastAsia="Arial" w:hAnsi="Arial" w:cs="Arial"/>
           <w:b/>
         </w:rPr>
+      </w:pPr>
+      <w:r>
+        <w:t>Problemas en Instalación:</w:t>
         <w:tab/>
-      </w:r>
-      <w:r>
-        <w:rPr>
-          <w:rFonts w:ascii="Arial" w:eastAsia="Arial" w:hAnsi="Arial" w:cs="Arial"/>
-          <w:b/>
-        </w:rPr>
-        <w:tab/>
-        <w:t>60 MIN</w:t>
-      </w:r>
-    </w:p>
-    <w:p>
-      <w:pPr>
-        <w:rPr>
-          <w:rFonts w:ascii="Arial" w:eastAsia="Arial" w:hAnsi="Arial" w:cs="Arial"/>
-          <w:b/>
-        </w:rPr>
-      </w:pPr>
-      <w:r>
-        <w:rPr>
-          <w:rFonts w:ascii="Arial" w:eastAsia="Arial" w:hAnsi="Arial" w:cs="Arial"/>
-          <w:b/>
-        </w:rPr>
-        <w:t>Tiempo Antesala:</w:t>
-      </w:r>
-      <w:r>
-        <w:rPr>
-          <w:rFonts w:ascii="Arial" w:eastAsia="Arial" w:hAnsi="Arial" w:cs="Arial"/>
-          <w:b/>
-        </w:rPr>
-        <w:tab/>
-      </w:r>
-      <w:r>
-        <w:rPr>
-          <w:rFonts w:ascii="Arial" w:eastAsia="Arial" w:hAnsi="Arial" w:cs="Arial"/>
-          <w:b/>
-        </w:rPr>
-        <w:tab/>
-        <w:t>10 MIN</w:t>
-      </w:r>
-    </w:p>
-    <w:p>
-      <w:pPr>
-        <w:rPr>
-          <w:rFonts w:ascii="Arial" w:eastAsia="Arial" w:hAnsi="Arial" w:cs="Arial"/>
-          <w:b/>
-        </w:rPr>
-      </w:pPr>
-      <w:r>
-        <w:rPr>
-          <w:rFonts w:ascii="Arial" w:eastAsia="Arial" w:hAnsi="Arial" w:cs="Arial"/>
-          <w:b/>
-        </w:rPr>
-        <w:t>Tiempo Ejecución:</w:t>
-      </w:r>
-      <w:r>
-        <w:rPr>
-          <w:rFonts w:ascii="Arial" w:eastAsia="Arial" w:hAnsi="Arial" w:cs="Arial"/>
-          <w:b/>
-        </w:rPr>
-        <w:tab/>
-      </w:r>
-      <w:r>
-        <w:rPr>
-          <w:rFonts w:ascii="Arial" w:eastAsia="Arial" w:hAnsi="Arial" w:cs="Arial"/>
-          <w:b/>
-        </w:rPr>
-        <w:tab/>
-        <w:t>180 MIN</w:t>
-      </w:r>
-    </w:p>
-    <w:p>
-      <w:pPr>
-        <w:rPr>
-          <w:rFonts w:ascii="Arial" w:eastAsia="Arial" w:hAnsi="Arial" w:cs="Arial"/>
-          <w:b/>
-        </w:rPr>
-      </w:pPr>
-      <w:r>
-        <w:rPr>
-          <w:rFonts w:ascii="Arial" w:eastAsia="Arial" w:hAnsi="Arial" w:cs="Arial"/>
-          <w:b/>
-        </w:rPr>
-        <w:t>Espera Claro:</w:t>
-      </w:r>
-      <w:r>
-        <w:rPr>
-          <w:rFonts w:ascii="Arial" w:eastAsia="Arial" w:hAnsi="Arial" w:cs="Arial"/>
-          <w:b/>
-        </w:rPr>
-        <w:tab/>
-      </w:r>
-      <w:r>
-        <w:rPr>
-          <w:rFonts w:ascii="Arial" w:eastAsia="Arial" w:hAnsi="Arial" w:cs="Arial"/>
-          <w:b/>
-        </w:rPr>
-        <w:tab/>
-      </w:r>
-      <w:r>
-        <w:rPr>
-          <w:rFonts w:ascii="Arial" w:eastAsia="Arial" w:hAnsi="Arial" w:cs="Arial"/>
-          <w:b/>
-        </w:rPr>
-        <w:tab/>
-        <w:t>15 MIN</w:t>
-      </w:r>
-    </w:p>
-    <w:p>
-      <w:pPr>
-        <w:rPr>
-          <w:rFonts w:ascii="Arial" w:eastAsia="Arial" w:hAnsi="Arial" w:cs="Arial"/>
-          <w:b/>
-          <w:bCs/>
-        </w:rPr>
-      </w:pPr>
-      <w:r>
-        <w:rPr>
-          <w:rFonts w:ascii="Arial" w:eastAsia="Arial" w:hAnsi="Arial" w:cs="Arial"/>
-          <w:b/>
-          <w:bCs/>
-        </w:rPr>
-        <w:t>Hora Salida:</w:t>
-      </w:r>
-      <w:r>
-        <w:tab/>
-      </w:r>
-      <w:r>
-        <w:tab/>
-      </w:r>
-      <w:r>
-        <w:tab/>
-      </w:r>
-      <w:r>
-        <w:rPr>
-          <w:rFonts w:ascii="Arial" w:eastAsia="Arial" w:hAnsi="Arial" w:cs="Arial"/>
-          <w:b/>
-          <w:bCs/>
-        </w:rPr>
-        <w:t>12:00</w:t>
-      </w:r>
-    </w:p>
-    <w:p>
-      <w:pPr>
-        <w:rPr>
-          <w:rFonts w:ascii="Arial" w:eastAsia="Arial" w:hAnsi="Arial" w:cs="Arial"/>
-          <w:b/>
-        </w:rPr>
-      </w:pPr>
-    </w:p>
-    <w:p>
-      <w:pPr>
-        <w:rPr>
-          <w:rFonts w:ascii="Arial" w:eastAsia="Arial" w:hAnsi="Arial" w:cs="Arial"/>
-          <w:b/>
-        </w:rPr>
-      </w:pPr>
-      <w:r>
-        <w:rPr>
-          <w:rFonts w:ascii="Arial" w:eastAsia="Arial" w:hAnsi="Arial" w:cs="Arial"/>
-          <w:b/>
-        </w:rPr>
-        <w:t xml:space="preserve">Ing. </w:t>
-      </w:r>
-      <w:proofErr w:type="spellStart"/>
-      <w:r>
-        <w:rPr>
-          <w:rFonts w:ascii="Arial" w:eastAsia="Arial" w:hAnsi="Arial" w:cs="Arial"/>
-          <w:b/>
-        </w:rPr>
-        <w:t>Outsourcing</w:t>
-      </w:r>
-      <w:proofErr w:type="spellEnd"/>
-      <w:r>
-        <w:rPr>
-          <w:rFonts w:ascii="Arial" w:eastAsia="Arial" w:hAnsi="Arial" w:cs="Arial"/>
-          <w:b/>
-        </w:rPr>
-        <w:t>:</w:t>
-      </w:r>
-      <w:r>
-        <w:rPr>
-          <w:rFonts w:ascii="Arial" w:eastAsia="Arial" w:hAnsi="Arial" w:cs="Arial"/>
-          <w:b/>
-        </w:rPr>
-        <w:tab/>
-      </w:r>
-      <w:r>
-        <w:rPr>
-          <w:rFonts w:ascii="Arial" w:eastAsia="Arial" w:hAnsi="Arial" w:cs="Arial"/>
-          <w:b/>
-        </w:rPr>
-        <w:tab/>
-        <w:t>RONALD LEGUIZAMON</w:t>
-      </w:r>
-    </w:p>
-    <w:p>
-      <w:pPr>
-        <w:rPr>
-          <w:rFonts w:ascii="Arial" w:eastAsia="Arial" w:hAnsi="Arial" w:cs="Arial"/>
-          <w:b/>
-        </w:rPr>
-      </w:pPr>
-      <w:r>
-        <w:rPr>
-          <w:rFonts w:ascii="Arial" w:eastAsia="Arial" w:hAnsi="Arial" w:cs="Arial"/>
-          <w:b/>
-        </w:rPr>
-        <w:t>Multímetro:</w:t>
-      </w:r>
-      <w:r>
-        <w:rPr>
-          <w:rFonts w:ascii="Arial" w:eastAsia="Arial" w:hAnsi="Arial" w:cs="Arial"/>
-          <w:b/>
-        </w:rPr>
-        <w:tab/>
-      </w:r>
-      <w:r>
-        <w:rPr>
-          <w:rFonts w:ascii="Arial" w:eastAsia="Arial" w:hAnsi="Arial" w:cs="Arial"/>
-          <w:b/>
-        </w:rPr>
-        <w:tab/>
-      </w:r>
-      <w:r>
-        <w:rPr>
-          <w:rFonts w:ascii="Arial" w:eastAsia="Arial" w:hAnsi="Arial" w:cs="Arial"/>
-          <w:b/>
-        </w:rPr>
-        <w:tab/>
-      </w:r>
-      <w:r>
-        <w:rPr>
-          <w:rFonts w:ascii="Arial" w:eastAsia="Arial" w:hAnsi="Arial" w:cs="Arial"/>
-          <w:b/>
-        </w:rPr>
-        <w:t>150704547</w:t>
-      </w:r>
-    </w:p>
-    <w:p>
-      <w:pPr>
-        <w:rPr>
-          <w:rFonts w:ascii="Arial" w:eastAsia="Arial" w:hAnsi="Arial" w:cs="Arial"/>
-          <w:b/>
-        </w:rPr>
-      </w:pPr>
-      <w:r>
-        <w:rPr>
-          <w:rFonts w:ascii="Arial" w:eastAsia="Arial" w:hAnsi="Arial" w:cs="Arial"/>
-          <w:b/>
-        </w:rPr>
-        <w:t>Analizador de BER:</w:t>
-      </w:r>
-      <w:r>
-        <w:rPr>
-          <w:rFonts w:ascii="Arial" w:eastAsia="Arial" w:hAnsi="Arial" w:cs="Arial"/>
-          <w:b/>
-        </w:rPr>
-        <w:tab/>
-      </w:r>
-      <w:r>
-        <w:rPr>
-          <w:rFonts w:ascii="Arial" w:eastAsia="Arial" w:hAnsi="Arial" w:cs="Arial"/>
-          <w:b/>
-        </w:rPr>
-        <w:tab/>
-        <w:t>NA</w:t>
-      </w:r>
-    </w:p>
-    <w:p>
-      <w:pPr>
-        <w:rPr>
-          <w:rFonts w:ascii="Arial" w:eastAsia="Arial" w:hAnsi="Arial" w:cs="Arial"/>
-          <w:b/>
-          <w:bCs/>
-        </w:rPr>
-      </w:pPr>
-      <w:r>
-        <w:rPr>
-          <w:rFonts w:ascii="Arial" w:eastAsia="Arial" w:hAnsi="Arial" w:cs="Arial"/>
-          <w:b/>
-          <w:bCs/>
-        </w:rPr>
-        <w:t>Soporte Claro:</w:t>
-      </w:r>
-      <w:r>
-        <w:tab/>
-      </w:r>
-      <w:r>
-        <w:tab/>
-      </w:r>
-      <w:r>
-        <w:tab/>
-      </w:r>
-      <w:r>
-        <w:rPr>
-          <w:rFonts w:ascii="Arial" w:eastAsia="Arial" w:hAnsi="Arial" w:cs="Arial"/>
-          <w:b/>
-          <w:bCs/>
-        </w:rPr>
-        <w:t>CARLOS LATORRE</w:t>
-      </w:r>
-    </w:p>
-    <w:p>
-      <w:pPr>
-        <w:rPr>
-          <w:rFonts w:ascii="Arial" w:eastAsia="Arial" w:hAnsi="Arial" w:cs="Arial"/>
-          <w:b/>
-          <w:bCs/>
-        </w:rPr>
-      </w:pPr>
-      <w:r>
-        <w:rPr>
-          <w:rFonts w:ascii="Arial" w:eastAsia="Arial" w:hAnsi="Arial" w:cs="Arial"/>
-          <w:b/>
-          <w:bCs/>
-        </w:rPr>
-        <w:t>Firma el Acta:</w:t>
-      </w:r>
-      <w:r>
-        <w:tab/>
-      </w:r>
-      <w:r>
-        <w:tab/>
-      </w:r>
-      <w:r>
-        <w:tab/>
-      </w:r>
-      <w:r>
-        <w:rPr>
-          <w:rFonts w:ascii="Arial" w:eastAsia="Arial" w:hAnsi="Arial" w:cs="Arial"/>
-          <w:b/>
-          <w:bCs/>
-        </w:rPr>
-        <w:t>ADRIAN HERNANDEZ</w:t>
-      </w:r>
-    </w:p>
-    <w:p>
-      <w:pPr>
-        <w:rPr>
-          <w:rFonts w:ascii="Arial" w:eastAsia="Arial" w:hAnsi="Arial" w:cs="Arial"/>
-          <w:b/>
-        </w:rPr>
-      </w:pPr>
-    </w:p>
-    <w:p>
-      <w:pPr>
-        <w:rPr>
-          <w:rFonts w:ascii="Arial" w:eastAsia="Arial" w:hAnsi="Arial" w:cs="Arial"/>
-          <w:b/>
-        </w:rPr>
-      </w:pPr>
-      <w:r>
-        <w:rPr>
-          <w:rFonts w:ascii="Arial" w:eastAsia="Arial" w:hAnsi="Arial" w:cs="Arial"/>
-          <w:b/>
-        </w:rPr>
-        <w:t>Caso Seguimiento:</w:t>
-      </w:r>
-      <w:r>
-        <w:rPr>
-          <w:rFonts w:ascii="Arial" w:eastAsia="Arial" w:hAnsi="Arial" w:cs="Arial"/>
-          <w:b/>
-        </w:rPr>
-        <w:tab/>
-      </w:r>
-      <w:r>
-        <w:rPr>
-          <w:rFonts w:ascii="Arial" w:eastAsia="Arial" w:hAnsi="Arial" w:cs="Arial"/>
-          <w:b/>
-        </w:rPr>
-        <w:tab/>
-        <w:t>NA</w:t>
-      </w:r>
-    </w:p>
-    <w:p>
-      <w:pPr>
-        <w:rPr>
-          <w:rFonts w:ascii="Arial" w:eastAsia="Arial" w:hAnsi="Arial" w:cs="Arial"/>
-          <w:b/>
-        </w:rPr>
-      </w:pPr>
-      <w:r>
-        <w:rPr>
-          <w:rFonts w:ascii="Arial" w:eastAsia="Arial" w:hAnsi="Arial" w:cs="Arial"/>
-          <w:b/>
-        </w:rPr>
-        <w:t>Problemas en Instalación:</w:t>
-      </w:r>
-      <w:r>
-        <w:rPr>
-          <w:rFonts w:ascii="Arial" w:eastAsia="Arial" w:hAnsi="Arial" w:cs="Arial"/>
-          <w:b/>
-        </w:rPr>
-        <w:tab/>
-        <w:t>SIN NOVEDAD</w:t>
+        <w:t>{problemas_instalacion}</w:t>
       </w:r>
     </w:p>
     <w:p>
@@ -574,20 +273,10 @@
         </w:rPr>
       </w:pPr>
       <w:r>
-        <w:rPr>
-          <w:rFonts w:ascii="Arial" w:eastAsia="Arial" w:hAnsi="Arial" w:cs="Arial"/>
-          <w:b/>
-        </w:rPr>
         <w:tab/>
         <w:t>Fase-Neutro:</w:t>
-      </w:r>
-      <w:r>
-        <w:rPr>
-          <w:rFonts w:ascii="Arial" w:eastAsia="Arial" w:hAnsi="Arial" w:cs="Arial"/>
-          <w:b/>
-        </w:rPr>
         <w:tab/>
-        <w:t>122.3</w:t>
+        <w:t>{fase_neutro}</w:t>
       </w:r>
     </w:p>
     <w:p>
@@ -601,27 +290,10 @@
         </w:rPr>
       </w:pPr>
       <w:r>
-        <w:rPr>
-          <w:rFonts w:ascii="Arial" w:eastAsia="Arial" w:hAnsi="Arial" w:cs="Arial"/>
-          <w:b/>
-        </w:rPr>
         <w:tab/>
         <w:t>Fase-Tierra:</w:t>
-      </w:r>
-      <w:r>
-        <w:rPr>
-          <w:rFonts w:ascii="Arial" w:eastAsia="Arial" w:hAnsi="Arial" w:cs="Arial"/>
-          <w:b/>
-        </w:rPr>
         <w:tab/>
-        <w:t>123.7</w:t>
-      </w:r>
-      <w:r>
-        <w:rPr>
-          <w:rFonts w:ascii="Arial" w:eastAsia="Arial" w:hAnsi="Arial" w:cs="Arial"/>
-          <w:b/>
-        </w:rPr>
-        <w:tab/>
+        <w:t>{fase_tierra}</w:t>
       </w:r>
     </w:p>
     <w:p>
@@ -636,89 +308,63 @@
         </w:rPr>
       </w:pPr>
       <w:r>
+        <w:tab/>
+        <w:t>Neutro-Tierra:</w:t>
+        <w:tab/>
+        <w:t>{neutro_tierra}</w:t>
+      </w:r>
+    </w:p>
+    <w:p>
+      <w:pPr>
         <w:rPr>
           <w:rFonts w:ascii="Arial" w:eastAsia="Arial" w:hAnsi="Arial" w:cs="Arial"/>
           <w:b/>
         </w:rPr>
+      </w:pPr>
+    </w:p>
+    <w:p>
+      <w:pPr>
+        <w:rPr>
+          <w:rFonts w:ascii="Arial" w:eastAsia="Arial" w:hAnsi="Arial" w:cs="Arial"/>
+          <w:b/>
+        </w:rPr>
+      </w:pPr>
+      <w:r>
+        <w:t>Lugar de Instalación de Equipos:</w:t>
         <w:tab/>
-      </w:r>
-      <w:r>
+        <w:t>{lugar_instalacion}</w:t>
+      </w:r>
+    </w:p>
+    <w:p>
+      <w:pPr>
         <w:rPr>
           <w:rFonts w:ascii="Arial" w:eastAsia="Arial" w:hAnsi="Arial" w:cs="Arial"/>
           <w:b/>
-          <w:bCs/>
-        </w:rPr>
-        <w:t>Neutro-Tierra:</w:t>
-      </w:r>
-      <w:r>
+        </w:rPr>
+      </w:pPr>
+    </w:p>
+    <w:p>
+      <w:pPr>
         <w:rPr>
           <w:rFonts w:ascii="Arial" w:eastAsia="Arial" w:hAnsi="Arial" w:cs="Arial"/>
           <w:b/>
         </w:rPr>
-        <w:tab/>
-      </w:r>
+      </w:pPr>
+    </w:p>
+    <w:p>
+      <w:pPr>
+        <w:rPr>
+          <w:rFonts w:ascii="Arial" w:hAnsi="Arial" w:cs="Arial"/>
+          <w:b/>
+          <w:lang w:val="es-CO"/>
+        </w:rPr>
+      </w:pPr>
       <w:r>
         <w:rPr>
           <w:rFonts w:ascii="Arial" w:eastAsia="Arial" w:hAnsi="Arial" w:cs="Arial"/>
           <w:b/>
           <w:bCs/>
         </w:rPr>
-        <w:t>0.79</w:t>
-      </w:r>
-    </w:p>
-    <w:p>
-      <w:pPr>
-        <w:rPr>
-          <w:rFonts w:ascii="Arial" w:eastAsia="Arial" w:hAnsi="Arial" w:cs="Arial"/>
-          <w:b/>
-        </w:rPr>
-      </w:pPr>
-    </w:p>
-    <w:p>
-      <w:pPr>
-        <w:rPr>
-          <w:rFonts w:ascii="Arial" w:eastAsia="Arial" w:hAnsi="Arial" w:cs="Arial"/>
-          <w:b/>
-        </w:rPr>
-      </w:pPr>
-      <w:r>
-        <w:rPr>
-          <w:rFonts w:ascii="Arial" w:eastAsia="Arial" w:hAnsi="Arial" w:cs="Arial"/>
-          <w:b/>
-        </w:rPr>
-        <w:t>Lugar de Instalación de Equipos: RACK</w:t>
-      </w:r>
-    </w:p>
-    <w:p>
-      <w:pPr>
-        <w:rPr>
-          <w:rFonts w:ascii="Arial" w:eastAsia="Arial" w:hAnsi="Arial" w:cs="Arial"/>
-          <w:b/>
-        </w:rPr>
-      </w:pPr>
-    </w:p>
-    <w:p>
-      <w:pPr>
-        <w:rPr>
-          <w:rFonts w:ascii="Arial" w:eastAsia="Arial" w:hAnsi="Arial" w:cs="Arial"/>
-          <w:b/>
-        </w:rPr>
-      </w:pPr>
-    </w:p>
-    <w:p>
-      <w:pPr>
-        <w:rPr>
-          <w:rFonts w:ascii="Arial" w:hAnsi="Arial" w:cs="Arial"/>
-          <w:b/>
-          <w:lang w:val="es-CO"/>
-        </w:rPr>
-      </w:pPr>
-      <w:r>
-        <w:rPr>
-          <w:rFonts w:ascii="Arial" w:eastAsia="Arial" w:hAnsi="Arial" w:cs="Arial"/>
-          <w:b/>
-          <w:bCs/>
-        </w:rPr>
         <w:t>Observaciones:</w:t>
       </w:r>
     </w:p>
@@ -730,6 +376,9 @@
           <w:lang w:val="es-CO"/>
         </w:rPr>
       </w:pPr>
+      <w:r>
+        <w:t>{observaciones}</w:t>
+      </w:r>
     </w:p>
     <w:p>
       <w:pPr>
@@ -915,13 +564,9 @@
             <w:tcW w:w="1689" w:type="dxa"/>
           </w:tcPr>
           <w:p>
-            <w:pPr>
-              <w:rPr>
-                <w:rFonts w:ascii="Arial" w:hAnsi="Arial" w:cs="Arial"/>
-                <w:b/>
-                <w:lang w:val="es-CO"/>
-              </w:rPr>
-            </w:pPr>
+            <w:r>
+              <w:t>{equipo_instalado_1_tipo}</w:t>
+            </w:r>
           </w:p>
         </w:tc>
         <w:tc>
@@ -929,13 +574,9 @@
             <w:tcW w:w="1113" w:type="dxa"/>
           </w:tcPr>
           <w:p>
-            <w:pPr>
-              <w:rPr>
-                <w:rFonts w:ascii="Arial" w:hAnsi="Arial" w:cs="Arial"/>
-                <w:b/>
-                <w:lang w:val="es-CO"/>
-              </w:rPr>
-            </w:pPr>
+            <w:r>
+              <w:t>{equipo_instalado_1_marca}</w:t>
+            </w:r>
           </w:p>
         </w:tc>
         <w:tc>
@@ -943,13 +584,9 @@
             <w:tcW w:w="1559" w:type="dxa"/>
           </w:tcPr>
           <w:p>
-            <w:pPr>
-              <w:rPr>
-                <w:rFonts w:ascii="Arial" w:hAnsi="Arial" w:cs="Arial"/>
-                <w:b/>
-                <w:lang w:val="es-CO"/>
-              </w:rPr>
-            </w:pPr>
+            <w:r>
+              <w:t>{equipo_instalado_1_modelo}</w:t>
+            </w:r>
           </w:p>
         </w:tc>
         <w:tc>
@@ -957,13 +594,9 @@
             <w:tcW w:w="1701" w:type="dxa"/>
           </w:tcPr>
           <w:p>
-            <w:pPr>
-              <w:rPr>
-                <w:rFonts w:ascii="Arial" w:hAnsi="Arial" w:cs="Arial"/>
-                <w:b/>
-                <w:lang w:val="es-CO"/>
-              </w:rPr>
-            </w:pPr>
+            <w:r>
+              <w:t>{equipo_instalado_1_serial}</w:t>
+            </w:r>
           </w:p>
         </w:tc>
         <w:tc>
@@ -971,13 +604,9 @@
             <w:tcW w:w="2384" w:type="dxa"/>
           </w:tcPr>
           <w:p>
-            <w:pPr>
-              <w:rPr>
-                <w:rFonts w:ascii="Arial" w:hAnsi="Arial" w:cs="Arial"/>
-                <w:b/>
-                <w:lang w:val="es-CO"/>
-              </w:rPr>
-            </w:pPr>
+            <w:r>
+              <w:t>{equipo_instalado_1_placa}</w:t>
+            </w:r>
           </w:p>
         </w:tc>
       </w:tr>
@@ -987,13 +616,9 @@
             <w:tcW w:w="1689" w:type="dxa"/>
           </w:tcPr>
           <w:p>
-            <w:pPr>
-              <w:rPr>
-                <w:rFonts w:ascii="Arial" w:hAnsi="Arial" w:cs="Arial"/>
-                <w:b/>
-                <w:lang w:val="es-CO"/>
-              </w:rPr>
-            </w:pPr>
+            <w:r>
+              <w:t>{equipo_instalado_2_tipo}</w:t>
+            </w:r>
           </w:p>
         </w:tc>
         <w:tc>
@@ -1001,13 +626,9 @@
             <w:tcW w:w="1113" w:type="dxa"/>
           </w:tcPr>
           <w:p>
-            <w:pPr>
-              <w:rPr>
-                <w:rFonts w:ascii="Arial" w:hAnsi="Arial" w:cs="Arial"/>
-                <w:b/>
-                <w:lang w:val="es-CO"/>
-              </w:rPr>
-            </w:pPr>
+            <w:r>
+              <w:t>{equipo_instalado_2_marca}</w:t>
+            </w:r>
           </w:p>
         </w:tc>
         <w:tc>
@@ -1015,13 +636,9 @@
             <w:tcW w:w="1559" w:type="dxa"/>
           </w:tcPr>
           <w:p>
-            <w:pPr>
-              <w:rPr>
-                <w:rFonts w:ascii="Arial" w:hAnsi="Arial" w:cs="Arial"/>
-                <w:b/>
-                <w:lang w:val="es-CO"/>
-              </w:rPr>
-            </w:pPr>
+            <w:r>
+              <w:t>{equipo_instalado_2_modelo}</w:t>
+            </w:r>
           </w:p>
         </w:tc>
         <w:tc>
@@ -1029,13 +646,9 @@
             <w:tcW w:w="1701" w:type="dxa"/>
           </w:tcPr>
           <w:p>
-            <w:pPr>
-              <w:rPr>
-                <w:rFonts w:ascii="Arial" w:hAnsi="Arial" w:cs="Arial"/>
-                <w:b/>
-                <w:lang w:val="es-CO"/>
-              </w:rPr>
-            </w:pPr>
+            <w:r>
+              <w:t>{equipo_instalado_2_serial}</w:t>
+            </w:r>
           </w:p>
         </w:tc>
         <w:tc>
@@ -1043,13 +656,9 @@
             <w:tcW w:w="2384" w:type="dxa"/>
           </w:tcPr>
           <w:p>
-            <w:pPr>
-              <w:rPr>
-                <w:rFonts w:ascii="Arial" w:hAnsi="Arial" w:cs="Arial"/>
-                <w:b/>
-                <w:lang w:val="es-CO"/>
-              </w:rPr>
-            </w:pPr>
+            <w:r>
+              <w:t>{equipo_instalado_2_placa}</w:t>
+            </w:r>
           </w:p>
         </w:tc>
       </w:tr>
@@ -1059,13 +668,9 @@
             <w:tcW w:w="1689" w:type="dxa"/>
           </w:tcPr>
           <w:p>
-            <w:pPr>
-              <w:rPr>
-                <w:rFonts w:ascii="Arial" w:hAnsi="Arial" w:cs="Arial"/>
-                <w:b/>
-                <w:lang w:val="es-CO"/>
-              </w:rPr>
-            </w:pPr>
+            <w:r>
+              <w:t>{equipo_instalado_3_tipo}</w:t>
+            </w:r>
           </w:p>
         </w:tc>
         <w:tc>
@@ -1073,13 +678,9 @@
             <w:tcW w:w="1113" w:type="dxa"/>
           </w:tcPr>
           <w:p>
-            <w:pPr>
-              <w:rPr>
-                <w:rFonts w:ascii="Arial" w:hAnsi="Arial" w:cs="Arial"/>
-                <w:b/>
-                <w:lang w:val="es-CO"/>
-              </w:rPr>
-            </w:pPr>
+            <w:r>
+              <w:t>{equipo_instalado_3_marca}</w:t>
+            </w:r>
           </w:p>
         </w:tc>
         <w:tc>
@@ -1087,13 +688,9 @@
             <w:tcW w:w="1559" w:type="dxa"/>
           </w:tcPr>
           <w:p>
-            <w:pPr>
-              <w:rPr>
-                <w:rFonts w:ascii="Arial" w:hAnsi="Arial" w:cs="Arial"/>
-                <w:b/>
-                <w:lang w:val="es-CO"/>
-              </w:rPr>
-            </w:pPr>
+            <w:r>
+              <w:t>{equipo_instalado_3_modelo}</w:t>
+            </w:r>
           </w:p>
         </w:tc>
         <w:tc>
@@ -1101,13 +698,9 @@
             <w:tcW w:w="1701" w:type="dxa"/>
           </w:tcPr>
           <w:p>
-            <w:pPr>
-              <w:rPr>
-                <w:rFonts w:ascii="Arial" w:hAnsi="Arial" w:cs="Arial"/>
-                <w:b/>
-                <w:lang w:val="es-CO"/>
-              </w:rPr>
-            </w:pPr>
+            <w:r>
+              <w:t>{equipo_instalado_3_serial}</w:t>
+            </w:r>
           </w:p>
         </w:tc>
         <w:tc>
@@ -1115,13 +708,9 @@
             <w:tcW w:w="2384" w:type="dxa"/>
           </w:tcPr>
           <w:p>
-            <w:pPr>
-              <w:rPr>
-                <w:rFonts w:ascii="Arial" w:hAnsi="Arial" w:cs="Arial"/>
-                <w:b/>
-                <w:lang w:val="es-CO"/>
-              </w:rPr>
-            </w:pPr>
+            <w:r>
+              <w:t>{equipo_instalado_3_placa}</w:t>
+            </w:r>
           </w:p>
         </w:tc>
       </w:tr>
@@ -1131,13 +720,9 @@
             <w:tcW w:w="1689" w:type="dxa"/>
           </w:tcPr>
           <w:p>
-            <w:pPr>
-              <w:rPr>
-                <w:rFonts w:ascii="Arial" w:hAnsi="Arial" w:cs="Arial"/>
-                <w:b/>
-                <w:lang w:val="es-CO"/>
-              </w:rPr>
-            </w:pPr>
+            <w:r>
+              <w:t>{equipo_instalado_4_tipo}</w:t>
+            </w:r>
           </w:p>
         </w:tc>
         <w:tc>
@@ -1145,13 +730,9 @@
             <w:tcW w:w="1113" w:type="dxa"/>
           </w:tcPr>
           <w:p>
-            <w:pPr>
-              <w:rPr>
-                <w:rFonts w:ascii="Arial" w:hAnsi="Arial" w:cs="Arial"/>
-                <w:b/>
-                <w:lang w:val="es-CO"/>
-              </w:rPr>
-            </w:pPr>
+            <w:r>
+              <w:t>{equipo_instalado_4_marca}</w:t>
+            </w:r>
           </w:p>
         </w:tc>
         <w:tc>
@@ -1159,13 +740,9 @@
             <w:tcW w:w="1559" w:type="dxa"/>
           </w:tcPr>
           <w:p>
-            <w:pPr>
-              <w:rPr>
-                <w:rFonts w:ascii="Arial" w:hAnsi="Arial" w:cs="Arial"/>
-                <w:b/>
-                <w:lang w:val="es-CO"/>
-              </w:rPr>
-            </w:pPr>
+            <w:r>
+              <w:t>{equipo_instalado_4_modelo}</w:t>
+            </w:r>
           </w:p>
         </w:tc>
         <w:tc>
@@ -1173,13 +750,9 @@
             <w:tcW w:w="1701" w:type="dxa"/>
           </w:tcPr>
           <w:p>
-            <w:pPr>
-              <w:rPr>
-                <w:rFonts w:ascii="Arial" w:hAnsi="Arial" w:cs="Arial"/>
-                <w:b/>
-                <w:lang w:val="es-CO"/>
-              </w:rPr>
-            </w:pPr>
+            <w:r>
+              <w:t>{equipo_instalado_4_serial}</w:t>
+            </w:r>
           </w:p>
         </w:tc>
         <w:tc>
@@ -1187,13 +760,9 @@
             <w:tcW w:w="2384" w:type="dxa"/>
           </w:tcPr>
           <w:p>
-            <w:pPr>
-              <w:rPr>
-                <w:rFonts w:ascii="Arial" w:hAnsi="Arial" w:cs="Arial"/>
-                <w:b/>
-                <w:lang w:val="es-CO"/>
-              </w:rPr>
-            </w:pPr>
+            <w:r>
+              <w:t>{equipo_instalado_4_placa}</w:t>
+            </w:r>
           </w:p>
         </w:tc>
       </w:tr>
@@ -1390,13 +959,9 @@
             <w:tcW w:w="1689" w:type="dxa"/>
           </w:tcPr>
           <w:p>
-            <w:pPr>
-              <w:rPr>
-                <w:rFonts w:ascii="Arial" w:hAnsi="Arial" w:cs="Arial"/>
-                <w:b/>
-                <w:lang w:val="es-CO"/>
-              </w:rPr>
-            </w:pPr>
+            <w:r>
+              <w:t>{equipo_desinstalado_1_tipo}</w:t>
+            </w:r>
           </w:p>
         </w:tc>
         <w:tc>
@@ -1404,13 +969,9 @@
             <w:tcW w:w="1113" w:type="dxa"/>
           </w:tcPr>
           <w:p>
-            <w:pPr>
-              <w:rPr>
-                <w:rFonts w:ascii="Arial" w:hAnsi="Arial" w:cs="Arial"/>
-                <w:b/>
-                <w:lang w:val="es-CO"/>
-              </w:rPr>
-            </w:pPr>
+            <w:r>
+              <w:t>{equipo_desinstalado_1_marca}</w:t>
+            </w:r>
           </w:p>
         </w:tc>
         <w:tc>
@@ -1418,13 +979,9 @@
             <w:tcW w:w="1559" w:type="dxa"/>
           </w:tcPr>
           <w:p>
-            <w:pPr>
-              <w:rPr>
-                <w:rFonts w:ascii="Arial" w:hAnsi="Arial" w:cs="Arial"/>
-                <w:b/>
-                <w:lang w:val="es-CO"/>
-              </w:rPr>
-            </w:pPr>
+            <w:r>
+              <w:t>{equipo_desinstalado_1_modelo}</w:t>
+            </w:r>
           </w:p>
         </w:tc>
         <w:tc>
@@ -1432,13 +989,9 @@
             <w:tcW w:w="1701" w:type="dxa"/>
           </w:tcPr>
           <w:p>
-            <w:pPr>
-              <w:rPr>
-                <w:rFonts w:ascii="Arial" w:hAnsi="Arial" w:cs="Arial"/>
-                <w:b/>
-                <w:lang w:val="es-CO"/>
-              </w:rPr>
-            </w:pPr>
+            <w:r>
+              <w:t>{equipo_desinstalado_1_serial}</w:t>
+            </w:r>
           </w:p>
         </w:tc>
         <w:tc>
@@ -1446,13 +999,9 @@
             <w:tcW w:w="2384" w:type="dxa"/>
           </w:tcPr>
           <w:p>
-            <w:pPr>
-              <w:rPr>
-                <w:rFonts w:ascii="Arial" w:hAnsi="Arial" w:cs="Arial"/>
-                <w:b/>
-                <w:lang w:val="es-CO"/>
-              </w:rPr>
-            </w:pPr>
+            <w:r>
+              <w:t>{equipo_desinstalado_1_placa}</w:t>
+            </w:r>
           </w:p>
         </w:tc>
       </w:tr>
@@ -1462,13 +1011,9 @@
             <w:tcW w:w="1689" w:type="dxa"/>
           </w:tcPr>
           <w:p>
-            <w:pPr>
-              <w:rPr>
-                <w:rFonts w:ascii="Arial" w:hAnsi="Arial" w:cs="Arial"/>
-                <w:b/>
-                <w:lang w:val="es-CO"/>
-              </w:rPr>
-            </w:pPr>
+            <w:r>
+              <w:t>{equipo_desinstalado_2_tipo}</w:t>
+            </w:r>
           </w:p>
         </w:tc>
         <w:tc>
@@ -1476,13 +1021,9 @@
             <w:tcW w:w="1113" w:type="dxa"/>
           </w:tcPr>
           <w:p>
-            <w:pPr>
-              <w:rPr>
-                <w:rFonts w:ascii="Arial" w:hAnsi="Arial" w:cs="Arial"/>
-                <w:b/>
-                <w:lang w:val="es-CO"/>
-              </w:rPr>
-            </w:pPr>
+            <w:r>
+              <w:t>{equipo_desinstalado_2_marca}</w:t>
+            </w:r>
           </w:p>
         </w:tc>
         <w:tc>
@@ -1490,13 +1031,9 @@
             <w:tcW w:w="1559" w:type="dxa"/>
           </w:tcPr>
           <w:p>
-            <w:pPr>
-              <w:rPr>
-                <w:rFonts w:ascii="Arial" w:hAnsi="Arial" w:cs="Arial"/>
-                <w:b/>
-                <w:lang w:val="es-CO"/>
-              </w:rPr>
-            </w:pPr>
+            <w:r>
+              <w:t>{equipo_desinstalado_2_modelo}</w:t>
+            </w:r>
           </w:p>
         </w:tc>
         <w:tc>
@@ -1504,13 +1041,9 @@
             <w:tcW w:w="1701" w:type="dxa"/>
           </w:tcPr>
           <w:p>
-            <w:pPr>
-              <w:rPr>
-                <w:rFonts w:ascii="Arial" w:hAnsi="Arial" w:cs="Arial"/>
-                <w:b/>
-                <w:lang w:val="es-CO"/>
-              </w:rPr>
-            </w:pPr>
+            <w:r>
+              <w:t>{equipo_desinstalado_2_serial}</w:t>
+            </w:r>
           </w:p>
         </w:tc>
         <w:tc>
@@ -1518,13 +1051,9 @@
             <w:tcW w:w="2384" w:type="dxa"/>
           </w:tcPr>
           <w:p>
-            <w:pPr>
-              <w:rPr>
-                <w:rFonts w:ascii="Arial" w:hAnsi="Arial" w:cs="Arial"/>
-                <w:b/>
-                <w:lang w:val="es-CO"/>
-              </w:rPr>
-            </w:pPr>
+            <w:r>
+              <w:t>{equipo_desinstalado_2_placa}</w:t>
+            </w:r>
           </w:p>
         </w:tc>
       </w:tr>
@@ -1534,13 +1063,9 @@
             <w:tcW w:w="1689" w:type="dxa"/>
           </w:tcPr>
           <w:p>
-            <w:pPr>
-              <w:rPr>
-                <w:rFonts w:ascii="Arial" w:hAnsi="Arial" w:cs="Arial"/>
-                <w:b/>
-                <w:lang w:val="es-CO"/>
-              </w:rPr>
-            </w:pPr>
+            <w:r>
+              <w:t>{equipo_desinstalado_3_tipo}</w:t>
+            </w:r>
           </w:p>
         </w:tc>
         <w:tc>
@@ -1548,13 +1073,9 @@
             <w:tcW w:w="1113" w:type="dxa"/>
           </w:tcPr>
           <w:p>
-            <w:pPr>
-              <w:rPr>
-                <w:rFonts w:ascii="Arial" w:hAnsi="Arial" w:cs="Arial"/>
-                <w:b/>
-                <w:lang w:val="es-CO"/>
-              </w:rPr>
-            </w:pPr>
+            <w:r>
+              <w:t>{equipo_desinstalado_3_marca}</w:t>
+            </w:r>
           </w:p>
         </w:tc>
         <w:tc>
@@ -1562,13 +1083,9 @@
             <w:tcW w:w="1559" w:type="dxa"/>
           </w:tcPr>
           <w:p>
-            <w:pPr>
-              <w:rPr>
-                <w:rFonts w:ascii="Arial" w:hAnsi="Arial" w:cs="Arial"/>
-                <w:b/>
-                <w:lang w:val="es-CO"/>
-              </w:rPr>
-            </w:pPr>
+            <w:r>
+              <w:t>{equipo_desinstalado_3_modelo}</w:t>
+            </w:r>
           </w:p>
         </w:tc>
         <w:tc>
@@ -1576,13 +1093,9 @@
             <w:tcW w:w="1701" w:type="dxa"/>
           </w:tcPr>
           <w:p>
-            <w:pPr>
-              <w:rPr>
-                <w:rFonts w:ascii="Arial" w:hAnsi="Arial" w:cs="Arial"/>
-                <w:b/>
-                <w:lang w:val="es-CO"/>
-              </w:rPr>
-            </w:pPr>
+            <w:r>
+              <w:t>{equipo_desinstalado_3_serial}</w:t>
+            </w:r>
           </w:p>
         </w:tc>
         <w:tc>
@@ -1590,13 +1103,9 @@
             <w:tcW w:w="2384" w:type="dxa"/>
           </w:tcPr>
           <w:p>
-            <w:pPr>
-              <w:rPr>
-                <w:rFonts w:ascii="Arial" w:hAnsi="Arial" w:cs="Arial"/>
-                <w:b/>
-                <w:lang w:val="es-CO"/>
-              </w:rPr>
-            </w:pPr>
+            <w:r>
+              <w:t>{equipo_desinstalado_3_placa}</w:t>
+            </w:r>
           </w:p>
         </w:tc>
       </w:tr>
@@ -1606,13 +1115,9 @@
             <w:tcW w:w="1689" w:type="dxa"/>
           </w:tcPr>
           <w:p>
-            <w:pPr>
-              <w:rPr>
-                <w:rFonts w:ascii="Arial" w:hAnsi="Arial" w:cs="Arial"/>
-                <w:b/>
-                <w:lang w:val="es-CO"/>
-              </w:rPr>
-            </w:pPr>
+            <w:r>
+              <w:t>{equipo_desinstalado_4_tipo}</w:t>
+            </w:r>
           </w:p>
         </w:tc>
         <w:tc>
@@ -1620,13 +1125,9 @@
             <w:tcW w:w="1113" w:type="dxa"/>
           </w:tcPr>
           <w:p>
-            <w:pPr>
-              <w:rPr>
-                <w:rFonts w:ascii="Arial" w:hAnsi="Arial" w:cs="Arial"/>
-                <w:b/>
-                <w:lang w:val="es-CO"/>
-              </w:rPr>
-            </w:pPr>
+            <w:r>
+              <w:t>{equipo_desinstalado_4_marca}</w:t>
+            </w:r>
           </w:p>
         </w:tc>
         <w:tc>
@@ -1634,13 +1135,9 @@
             <w:tcW w:w="1559" w:type="dxa"/>
           </w:tcPr>
           <w:p>
-            <w:pPr>
-              <w:rPr>
-                <w:rFonts w:ascii="Arial" w:hAnsi="Arial" w:cs="Arial"/>
-                <w:b/>
-                <w:lang w:val="es-CO"/>
-              </w:rPr>
-            </w:pPr>
+            <w:r>
+              <w:t>{equipo_desinstalado_4_modelo}</w:t>
+            </w:r>
           </w:p>
         </w:tc>
         <w:tc>
@@ -1648,13 +1145,9 @@
             <w:tcW w:w="1701" w:type="dxa"/>
           </w:tcPr>
           <w:p>
-            <w:pPr>
-              <w:rPr>
-                <w:rFonts w:ascii="Arial" w:hAnsi="Arial" w:cs="Arial"/>
-                <w:b/>
-                <w:lang w:val="es-CO"/>
-              </w:rPr>
-            </w:pPr>
+            <w:r>
+              <w:t>{equipo_desinstalado_4_serial}</w:t>
+            </w:r>
           </w:p>
         </w:tc>
         <w:tc>
@@ -1662,13 +1155,9 @@
             <w:tcW w:w="2384" w:type="dxa"/>
           </w:tcPr>
           <w:p>
-            <w:pPr>
-              <w:rPr>
-                <w:rFonts w:ascii="Arial" w:hAnsi="Arial" w:cs="Arial"/>
-                <w:b/>
-                <w:lang w:val="es-CO"/>
-              </w:rPr>
-            </w:pPr>
+            <w:r>
+              <w:t>{equipo_desinstalado_4_placa}</w:t>
+            </w:r>
           </w:p>
         </w:tc>
       </w:tr>
@@ -1734,6 +1223,11 @@
           <w:lang w:val="es-CO"/>
         </w:rPr>
         <w:t>Foto antes de la instalación (400x300 pixeles).</w:t>
+      </w:r>
+    </w:p>
+    <w:p>
+      <w:r>
+        <w:t>{foto_antes_instalacion}</w:t>
       </w:r>
     </w:p>
     <w:p>
@@ -1857,6 +1351,11 @@
       </w:r>
     </w:p>
     <w:p>
+      <w:r>
+        <w:t>{foto_despues_instalacion}</w:t>
+      </w:r>
+    </w:p>
+    <w:p>
       <w:pPr>
         <w:jc w:val="center"/>
         <w:rPr>
@@ -1978,6 +1477,11 @@
       </w:r>
     </w:p>
     <w:p>
+      <w:r>
+        <w:t>{foto_marquillas}</w:t>
+      </w:r>
+    </w:p>
+    <w:p>
       <w:pPr>
         <w:jc w:val="center"/>
         <w:rPr>
@@ -2090,6 +1594,11 @@
       </w:r>
     </w:p>
     <w:p>
+      <w:r>
+        <w:t>{foto_tomas_electricas}</w:t>
+      </w:r>
+    </w:p>
+    <w:p>
       <w:pPr>
         <w:jc w:val="center"/>
         <w:rPr>
@@ -2197,6 +1706,11 @@
       </w:r>
     </w:p>
     <w:p>
+      <w:r>
+        <w:t>{foto_voltaje}</w:t>
+      </w:r>
+    </w:p>
+    <w:p>
       <w:pPr>
         <w:jc w:val="center"/>
         <w:rPr>
@@ -2350,6 +1864,11 @@
       </w:r>
     </w:p>
     <w:p>
+      <w:r>
+        <w:t>{internet_firmware_equipos}</w:t>
+      </w:r>
+    </w:p>
+    <w:p>
       <w:pPr>
         <w:jc w:val="both"/>
         <w:rPr>
@@ -3820,6 +3339,11 @@
       </w:r>
     </w:p>
     <w:p>
+      <w:r>
+        <w:t>{internet_configuracion_router}</w:t>
+      </w:r>
+    </w:p>
+    <w:p>
       <w:pPr>
         <w:rPr>
           <w:rFonts w:ascii="Arial" w:hAnsi="Arial" w:cs="Arial"/>
@@ -6947,6 +6471,11 @@
       </w:r>
     </w:p>
     <w:p>
+      <w:r>
+        <w:t>{internet_conectividad_router_cliente}</w:t>
+      </w:r>
+    </w:p>
+    <w:p>
       <w:pPr>
         <w:ind w:left="792"/>
         <w:rPr>
@@ -7337,6 +6866,11 @@
       </w:r>
     </w:p>
     <w:p>
+      <w:r>
+        <w:t>{internet_conectividad_instalador}</w:t>
+      </w:r>
+    </w:p>
+    <w:p>
       <w:pPr>
         <w:jc w:val="both"/>
         <w:rPr>
@@ -7527,6 +7061,11 @@
           <w:lang w:val="es-CO"/>
         </w:rPr>
         <w:t xml:space="preserve"> por Cableado )</w:t>
+      </w:r>
+    </w:p>
+    <w:p>
+      <w:r>
+        <w:t>{internet_registro_saturacion}</w:t>
       </w:r>
     </w:p>
     <w:p>
@@ -7842,6 +7381,11 @@
       </w:r>
     </w:p>
     <w:p>
+      <w:r>
+        <w:t>{internet_mapa_calor_wifi}</w:t>
+      </w:r>
+    </w:p>
+    <w:p>
       <w:pPr>
         <w:pStyle w:val="Prrafodelista"/>
         <w:ind w:left="360"/>
@@ -8073,6 +7617,11 @@
           <w:lang w:val="es-CO"/>
         </w:rPr>
         <w:t>Evidencia de conectividad entre equipo terminal del Cliente por Conexión Wifi y Cableado hacia Internet.</w:t>
+      </w:r>
+    </w:p>
+    <w:p>
+      <w:r>
+        <w:t>{internet_conectividad_cliente_wifi_cableado}</w:t>
       </w:r>
     </w:p>
     <w:p>
@@ -8297,15 +7846,9 @@
             <w:vAlign w:val="center"/>
           </w:tcPr>
           <w:p>
-            <w:pPr>
-              <w:jc w:val="center"/>
-              <w:rPr>
-                <w:rFonts w:ascii="Arial" w:hAnsi="Arial" w:cs="Arial"/>
-                <w:b/>
-                <w:bCs/>
-                <w:lang w:val="en-US"/>
-              </w:rPr>
-            </w:pPr>
+            <w:r>
+              <w:t>{internet_cliente_conectado_claro_si}</w:t>
+            </w:r>
           </w:p>
         </w:tc>
         <w:tc>
@@ -8358,15 +7901,9 @@
             <w:vAlign w:val="center"/>
           </w:tcPr>
           <w:p>
-            <w:pPr>
-              <w:jc w:val="center"/>
-              <w:rPr>
-                <w:rFonts w:ascii="Arial" w:hAnsi="Arial" w:cs="Arial"/>
-                <w:b/>
-                <w:bCs/>
-                <w:lang w:val="en-US"/>
-              </w:rPr>
-            </w:pPr>
+            <w:r>
+              <w:t>{internet_cliente_conectado_claro_no}</w:t>
+            </w:r>
           </w:p>
         </w:tc>
       </w:tr>
@@ -8490,15 +8027,9 @@
             <w:vAlign w:val="center"/>
           </w:tcPr>
           <w:p>
-            <w:pPr>
-              <w:jc w:val="center"/>
-              <w:rPr>
-                <w:rFonts w:ascii="Arial" w:hAnsi="Arial" w:cs="Arial"/>
-                <w:b/>
-                <w:bCs/>
-                <w:lang w:val="en-US"/>
-              </w:rPr>
-            </w:pPr>
+            <w:r>
+              <w:t>{internet_equipos_disponibles_si}</w:t>
+            </w:r>
           </w:p>
         </w:tc>
         <w:tc>
@@ -8551,15 +8082,9 @@
             <w:vAlign w:val="center"/>
           </w:tcPr>
           <w:p>
-            <w:pPr>
-              <w:jc w:val="center"/>
-              <w:rPr>
-                <w:rFonts w:ascii="Arial" w:hAnsi="Arial" w:cs="Arial"/>
-                <w:b/>
-                <w:bCs/>
-                <w:lang w:val="en-US"/>
-              </w:rPr>
-            </w:pPr>
+            <w:r>
+              <w:t>{internet_equipos_disponibles_no}</w:t>
+            </w:r>
           </w:p>
         </w:tc>
       </w:tr>
@@ -8656,6 +8181,11 @@
       </w:r>
     </w:p>
     <w:p>
+      <w:r>
+        <w:t>{categoria_lan_cliente}</w:t>
+      </w:r>
+    </w:p>
+    <w:p>
       <w:pPr>
         <w:rPr>
           <w:rFonts w:ascii="Arial" w:hAnsi="Arial" w:cs="Arial"/>
@@ -8726,6 +8256,11 @@
           <w:lang w:val="es-CO"/>
         </w:rPr>
         <w:t xml:space="preserve">Equipos LAN Propiedad Cliente </w:t>
+      </w:r>
+    </w:p>
+    <w:p>
+      <w:r>
+        <w:t>{equipos_lan_propiedad_cliente}</w:t>
       </w:r>
     </w:p>
     <w:p>
@@ -8965,6 +8500,11 @@
           <w:lang w:val="es-CO"/>
         </w:rPr>
         <w:t xml:space="preserve">Aplicaciones Cliente sobre el @BA </w:t>
+      </w:r>
+    </w:p>
+    <w:p>
+      <w:r>
+        <w:t>{aplicaciones_cliente_ba}</w:t>
       </w:r>
     </w:p>
     <w:p>
@@ -9238,6 +8778,11 @@
           <w:lang w:val="es-CO"/>
         </w:rPr>
         <w:t>a Análoga Básica)</w:t>
+      </w:r>
+    </w:p>
+    <w:p>
+      <w:r>
+        <w:t>{telefonia_publica_aplica}</w:t>
       </w:r>
     </w:p>
     <w:p>
@@ -10496,6 +10041,11 @@
       </w:r>
     </w:p>
     <w:p>
+      <w:r>
+        <w:t>{telefonia_configuracion_router_terminales}</w:t>
+      </w:r>
+    </w:p>
+    <w:p>
       <w:pPr>
         <w:rPr>
           <w:rFonts w:ascii="Arial" w:hAnsi="Arial" w:cs="Arial"/>
@@ -12448,6 +11998,11 @@
       </w:r>
     </w:p>
     <w:p>
+      <w:r>
+        <w:t>{telefonia_conectividad_terminal_router}</w:t>
+      </w:r>
+    </w:p>
+    <w:p>
       <w:pPr>
         <w:tabs>
           <w:tab w:val="left" w:pos="1377"/>
@@ -12537,6 +12092,11 @@
       </w:r>
     </w:p>
     <w:p>
+      <w:r>
+        <w:t>{telefonia_conectividad_plataforma_voz}</w:t>
+      </w:r>
+    </w:p>
+    <w:p>
       <w:pPr>
         <w:jc w:val="both"/>
         <w:rPr>
@@ -12910,6 +12470,11 @@
           <w:lang w:val="es-CO"/>
         </w:rPr>
         <w:t>Registro correcto hacia la plataforma de telefonía</w:t>
+      </w:r>
+    </w:p>
+    <w:p>
+      <w:r>
+        <w:t>{telefonia_registro_plataforma}</w:t>
       </w:r>
     </w:p>
     <w:p>
@@ -13226,6 +12791,11 @@
           <w:lang w:val="es-CO"/>
         </w:rPr>
         <w:t>Establecimiento de llamadas [desde y  hacia la PSTN (Para telefonía con CENTREX anteponer el dígito 9 para marcación)]:</w:t>
+      </w:r>
+    </w:p>
+    <w:p>
+      <w:r>
+        <w:t>{telefonia_pruebas_llamadas_pstn}</w:t>
       </w:r>
     </w:p>
     <w:p>
@@ -14900,6 +14470,11 @@
       </w:r>
     </w:p>
     <w:p>
+      <w:r>
+        <w:t>{telefonia_servicios_suplementarios}</w:t>
+      </w:r>
+    </w:p>
+    <w:p>
       <w:pPr>
         <w:jc w:val="both"/>
         <w:rPr>
@@ -15034,6 +14609,11 @@
           <w:lang w:val="es-CO"/>
         </w:rPr>
         <w:t>(Si Aplica)</w:t>
+      </w:r>
+    </w:p>
+    <w:p>
+      <w:r>
+        <w:t>{telefonia_pruebas_fax}</w:t>
       </w:r>
     </w:p>
     <w:tbl>
@@ -15472,15 +15052,9 @@
             <w:vAlign w:val="center"/>
           </w:tcPr>
           <w:p>
-            <w:pPr>
-              <w:jc w:val="center"/>
-              <w:rPr>
-                <w:rFonts w:ascii="Arial" w:hAnsi="Arial" w:cs="Arial"/>
-                <w:b/>
-                <w:bCs/>
-                <w:lang w:val="es-CO"/>
-              </w:rPr>
-            </w:pPr>
+            <w:r>
+              <w:t>{telefonia_cliente_conectado_claro_si}</w:t>
+            </w:r>
           </w:p>
         </w:tc>
         <w:tc>
@@ -15533,15 +15107,9 @@
             <w:vAlign w:val="center"/>
           </w:tcPr>
           <w:p>
-            <w:pPr>
-              <w:jc w:val="center"/>
-              <w:rPr>
-                <w:rFonts w:ascii="Arial" w:hAnsi="Arial" w:cs="Arial"/>
-                <w:b/>
-                <w:bCs/>
-                <w:lang w:val="es-CO"/>
-              </w:rPr>
-            </w:pPr>
+            <w:r>
+              <w:t>{telefonia_cliente_conectado_claro_no}</w:t>
+            </w:r>
           </w:p>
         </w:tc>
       </w:tr>
@@ -15672,15 +15240,9 @@
             <w:vAlign w:val="center"/>
           </w:tcPr>
           <w:p>
-            <w:pPr>
-              <w:jc w:val="center"/>
-              <w:rPr>
-                <w:rFonts w:ascii="Arial" w:hAnsi="Arial" w:cs="Arial"/>
-                <w:b/>
-                <w:bCs/>
-                <w:lang w:val="es-CO"/>
-              </w:rPr>
-            </w:pPr>
+            <w:r>
+              <w:t>{telefonia_equipos_disponibles_si}</w:t>
+            </w:r>
           </w:p>
         </w:tc>
         <w:tc>
@@ -15733,15 +15295,9 @@
             <w:vAlign w:val="center"/>
           </w:tcPr>
           <w:p>
-            <w:pPr>
-              <w:jc w:val="center"/>
-              <w:rPr>
-                <w:rFonts w:ascii="Arial" w:hAnsi="Arial" w:cs="Arial"/>
-                <w:b/>
-                <w:bCs/>
-                <w:lang w:val="es-CO"/>
-              </w:rPr>
-            </w:pPr>
+            <w:r>
+              <w:t>{telefonia_equipos_disponibles_no}</w:t>
+            </w:r>
           </w:p>
         </w:tc>
       </w:tr>
@@ -15792,6 +15348,11 @@
         <w:t>PRUEBAS DE SERVICIO DE TELEFONIA TK SIP GATEWAY Y CENTRALIZADA</w:t>
       </w:r>
     </w:p>
+    <w:p>
+      <w:r>
+        <w:t>{tk_sip_gateway_aplica}</w:t>
+      </w:r>
+    </w:p>
     <w:bookmarkEnd w:id="14"/>
     <w:p>
       <w:pPr>
@@ -17657,6 +17218,11 @@
       <w:proofErr w:type="spellEnd"/>
     </w:p>
     <w:p>
+      <w:r>
+        <w:t>{tk_sip_conectividad_audiocodec}</w:t>
+      </w:r>
+    </w:p>
+    <w:p>
       <w:pPr>
         <w:ind w:left="708"/>
         <w:rPr>
@@ -17955,6 +17521,11 @@
           <w:lang w:val="es-CO"/>
         </w:rPr>
         <w:t>Registro correcto hacia la plataforma de telefonía desde la planta del PIM</w:t>
+      </w:r>
+    </w:p>
+    <w:p>
+      <w:r>
+        <w:t>{tk_sip_registro_plataforma_pim}</w:t>
       </w:r>
     </w:p>
     <w:p>
@@ -22997,15 +22568,9 @@
             <w:vAlign w:val="center"/>
           </w:tcPr>
           <w:p>
-            <w:pPr>
-              <w:jc w:val="center"/>
-              <w:rPr>
-                <w:rFonts w:ascii="Arial" w:hAnsi="Arial" w:cs="Arial"/>
-                <w:b/>
-                <w:bCs/>
-                <w:lang w:val="en-US"/>
-              </w:rPr>
-            </w:pPr>
+            <w:r>
+              <w:t>{tk_sip_cliente_conectado_telmex_si}</w:t>
+            </w:r>
           </w:p>
         </w:tc>
         <w:tc>
@@ -23058,15 +22623,9 @@
             <w:vAlign w:val="center"/>
           </w:tcPr>
           <w:p>
-            <w:pPr>
-              <w:jc w:val="center"/>
-              <w:rPr>
-                <w:rFonts w:ascii="Arial" w:hAnsi="Arial" w:cs="Arial"/>
-                <w:b/>
-                <w:bCs/>
-                <w:lang w:val="en-US"/>
-              </w:rPr>
-            </w:pPr>
+            <w:r>
+              <w:t>{tk_sip_cliente_conectado_telmex_no}</w:t>
+            </w:r>
           </w:p>
         </w:tc>
       </w:tr>
@@ -23183,15 +22742,9 @@
             <w:vAlign w:val="center"/>
           </w:tcPr>
           <w:p>
-            <w:pPr>
-              <w:jc w:val="center"/>
-              <w:rPr>
-                <w:rFonts w:ascii="Arial" w:hAnsi="Arial" w:cs="Arial"/>
-                <w:b/>
-                <w:bCs/>
-                <w:lang w:val="en-US"/>
-              </w:rPr>
-            </w:pPr>
+            <w:r>
+              <w:t>{tk_sip_equipos_disponibles_si}</w:t>
+            </w:r>
           </w:p>
         </w:tc>
         <w:tc>
@@ -23244,15 +22797,9 @@
             <w:vAlign w:val="center"/>
           </w:tcPr>
           <w:p>
-            <w:pPr>
-              <w:jc w:val="center"/>
-              <w:rPr>
-                <w:rFonts w:ascii="Arial" w:hAnsi="Arial" w:cs="Arial"/>
-                <w:b/>
-                <w:bCs/>
-                <w:lang w:val="en-US"/>
-              </w:rPr>
-            </w:pPr>
+            <w:r>
+              <w:t>{tk_sip_equipos_disponibles_no}</w:t>
+            </w:r>
           </w:p>
         </w:tc>
       </w:tr>
@@ -23322,6 +22869,11 @@
       </w:r>
     </w:p>
     <w:p>
+      <w:r>
+        <w:t>{telefonia_e1_aplica}</w:t>
+      </w:r>
+    </w:p>
+    <w:p>
       <w:pPr>
         <w:rPr>
           <w:rFonts w:ascii="Arial" w:hAnsi="Arial" w:cs="Arial"/>
@@ -24179,6 +23731,11 @@
           <w:lang w:val="es-CO"/>
         </w:rPr>
         <w:t>Verificación estado de línea y protocolo de la interfaz  E1/T1</w:t>
+      </w:r>
+    </w:p>
+    <w:p>
+      <w:r>
+        <w:t>{telefonia_e1_estado_linea_protocolo}</w:t>
       </w:r>
     </w:p>
     <w:p>
@@ -27587,6 +27144,11 @@
       </w:r>
     </w:p>
     <w:p>
+      <w:r>
+        <w:t>{telefonia_e1_configuracion_analizador}</w:t>
+      </w:r>
+    </w:p>
+    <w:p>
       <w:pPr>
         <w:jc w:val="both"/>
         <w:rPr>
@@ -29324,15 +28886,9 @@
             <w:vAlign w:val="center"/>
           </w:tcPr>
           <w:p>
-            <w:pPr>
-              <w:jc w:val="center"/>
-              <w:rPr>
-                <w:rFonts w:ascii="Arial" w:hAnsi="Arial" w:cs="Arial"/>
-                <w:b/>
-                <w:bCs/>
-                <w:lang w:val="en-US"/>
-              </w:rPr>
-            </w:pPr>
+            <w:r>
+              <w:t>{e1_cliente_conectado_telmex_si}</w:t>
+            </w:r>
           </w:p>
         </w:tc>
         <w:tc>
@@ -29385,15 +28941,9 @@
             <w:vAlign w:val="center"/>
           </w:tcPr>
           <w:p>
-            <w:pPr>
-              <w:jc w:val="center"/>
-              <w:rPr>
-                <w:rFonts w:ascii="Arial" w:hAnsi="Arial" w:cs="Arial"/>
-                <w:b/>
-                <w:bCs/>
-                <w:lang w:val="en-US"/>
-              </w:rPr>
-            </w:pPr>
+            <w:r>
+              <w:t>{e1_cliente_conectado_telmex_no}</w:t>
+            </w:r>
           </w:p>
         </w:tc>
       </w:tr>
@@ -29510,15 +29060,9 @@
             <w:vAlign w:val="center"/>
           </w:tcPr>
           <w:p>
-            <w:pPr>
-              <w:jc w:val="center"/>
-              <w:rPr>
-                <w:rFonts w:ascii="Arial" w:hAnsi="Arial" w:cs="Arial"/>
-                <w:b/>
-                <w:bCs/>
-                <w:lang w:val="en-US"/>
-              </w:rPr>
-            </w:pPr>
+            <w:r>
+              <w:t>{e1_equipos_disponibles_si}</w:t>
+            </w:r>
           </w:p>
         </w:tc>
         <w:tc>
@@ -29571,15 +29115,9 @@
             <w:vAlign w:val="center"/>
           </w:tcPr>
           <w:p>
-            <w:pPr>
-              <w:jc w:val="center"/>
-              <w:rPr>
-                <w:rFonts w:ascii="Arial" w:hAnsi="Arial" w:cs="Arial"/>
-                <w:b/>
-                <w:bCs/>
-                <w:lang w:val="en-US"/>
-              </w:rPr>
-            </w:pPr>
+            <w:r>
+              <w:t>{e1_equipos_disponibles_no}</w:t>
+            </w:r>
           </w:p>
         </w:tc>
       </w:tr>
@@ -29650,6 +29188,11 @@
       </w:r>
     </w:p>
     <w:p>
+      <w:r>
+        <w:t>{pbx_virtual_aplica}</w:t>
+      </w:r>
+    </w:p>
+    <w:p>
       <w:pPr>
         <w:rPr>
           <w:rFonts w:ascii="Arial" w:hAnsi="Arial" w:cs="Arial"/>
@@ -30513,6 +30056,11 @@
           <w:lang w:val="es-CO"/>
         </w:rPr>
         <w:t xml:space="preserve"> IP</w:t>
+      </w:r>
+    </w:p>
+    <w:p>
+      <w:r>
+        <w:t>{pbx_virtual_arp_mac_telefonos}</w:t>
       </w:r>
     </w:p>
     <w:p>
@@ -34696,15 +34244,9 @@
             <w:vAlign w:val="center"/>
           </w:tcPr>
           <w:p>
-            <w:pPr>
-              <w:jc w:val="center"/>
-              <w:rPr>
-                <w:rFonts w:ascii="Arial" w:hAnsi="Arial" w:cs="Arial"/>
-                <w:b/>
-                <w:bCs/>
-                <w:lang w:val="en-US"/>
-              </w:rPr>
-            </w:pPr>
+            <w:r>
+              <w:t>{pbx_cliente_conectado_telmex_si}</w:t>
+            </w:r>
           </w:p>
         </w:tc>
         <w:tc>
@@ -34757,15 +34299,9 @@
             <w:vAlign w:val="center"/>
           </w:tcPr>
           <w:p>
-            <w:pPr>
-              <w:jc w:val="center"/>
-              <w:rPr>
-                <w:rFonts w:ascii="Arial" w:hAnsi="Arial" w:cs="Arial"/>
-                <w:b/>
-                <w:bCs/>
-                <w:lang w:val="en-US"/>
-              </w:rPr>
-            </w:pPr>
+            <w:r>
+              <w:t>{pbx_cliente_conectado_telmex_no}</w:t>
+            </w:r>
           </w:p>
         </w:tc>
       </w:tr>
@@ -34882,15 +34418,9 @@
             <w:vAlign w:val="center"/>
           </w:tcPr>
           <w:p>
-            <w:pPr>
-              <w:jc w:val="center"/>
-              <w:rPr>
-                <w:rFonts w:ascii="Arial" w:hAnsi="Arial" w:cs="Arial"/>
-                <w:b/>
-                <w:bCs/>
-                <w:lang w:val="en-US"/>
-              </w:rPr>
-            </w:pPr>
+            <w:r>
+              <w:t>{pbx_equipos_disponibles_si}</w:t>
+            </w:r>
           </w:p>
         </w:tc>
         <w:tc>
@@ -34943,15 +34473,9 @@
             <w:vAlign w:val="center"/>
           </w:tcPr>
           <w:p>
-            <w:pPr>
-              <w:jc w:val="center"/>
-              <w:rPr>
-                <w:rFonts w:ascii="Arial" w:hAnsi="Arial" w:cs="Arial"/>
-                <w:b/>
-                <w:bCs/>
-                <w:lang w:val="en-US"/>
-              </w:rPr>
-            </w:pPr>
+            <w:r>
+              <w:t>{pbx_equipos_disponibles_no}</w:t>
+            </w:r>
           </w:p>
         </w:tc>
       </w:tr>
@@ -35044,6 +34568,11 @@
         </w:rPr>
         <w:lastRenderedPageBreak/>
         <w:t>PRUEBAS DE SERVICIO MPLS</w:t>
+      </w:r>
+    </w:p>
+    <w:p>
+      <w:r>
+        <w:t>{mpls_aplica}</w:t>
       </w:r>
     </w:p>
     <w:p>
@@ -35336,6 +34865,11 @@
           <w:lang w:val="es-CO"/>
         </w:rPr>
         <w:t>Evidencia de registro ARP desde la interface LAN + prueba de ping si el equipo del cliente responde</w:t>
+      </w:r>
+    </w:p>
+    <w:p>
+      <w:r>
+        <w:t>{mpls_arp_ping_lan}</w:t>
       </w:r>
     </w:p>
     <w:p>
@@ -35847,15 +35381,9 @@
             <w:vAlign w:val="center"/>
           </w:tcPr>
           <w:p>
-            <w:pPr>
-              <w:jc w:val="center"/>
-              <w:rPr>
-                <w:rFonts w:ascii="Arial" w:hAnsi="Arial" w:cs="Arial"/>
-                <w:b/>
-                <w:bCs/>
-                <w:lang w:val="en-US"/>
-              </w:rPr>
-            </w:pPr>
+            <w:r>
+              <w:t>{mpls_cliente_conectado_telmex_si}</w:t>
+            </w:r>
           </w:p>
         </w:tc>
         <w:tc>
@@ -35908,15 +35436,9 @@
             <w:vAlign w:val="center"/>
           </w:tcPr>
           <w:p>
-            <w:pPr>
-              <w:jc w:val="center"/>
-              <w:rPr>
-                <w:rFonts w:ascii="Arial" w:hAnsi="Arial" w:cs="Arial"/>
-                <w:b/>
-                <w:bCs/>
-                <w:lang w:val="en-US"/>
-              </w:rPr>
-            </w:pPr>
+            <w:r>
+              <w:t>{mpls_cliente_conectado_telmex_no}</w:t>
+            </w:r>
           </w:p>
         </w:tc>
       </w:tr>
@@ -36032,15 +35554,9 @@
             <w:vAlign w:val="center"/>
           </w:tcPr>
           <w:p>
-            <w:pPr>
-              <w:jc w:val="center"/>
-              <w:rPr>
-                <w:rFonts w:ascii="Arial" w:hAnsi="Arial" w:cs="Arial"/>
-                <w:b/>
-                <w:bCs/>
-                <w:lang w:val="en-US"/>
-              </w:rPr>
-            </w:pPr>
+            <w:r>
+              <w:t>{mpls_equipos_disponibles_si}</w:t>
+            </w:r>
           </w:p>
         </w:tc>
         <w:tc>
@@ -36093,15 +35609,9 @@
             <w:vAlign w:val="center"/>
           </w:tcPr>
           <w:p>
-            <w:pPr>
-              <w:jc w:val="center"/>
-              <w:rPr>
-                <w:rFonts w:ascii="Arial" w:hAnsi="Arial" w:cs="Arial"/>
-                <w:b/>
-                <w:bCs/>
-                <w:lang w:val="en-US"/>
-              </w:rPr>
-            </w:pPr>
+            <w:r>
+              <w:t>{mpls_equipos_disponibles_no}</w:t>
+            </w:r>
           </w:p>
         </w:tc>
       </w:tr>
@@ -36155,6 +35665,11 @@
       </w:r>
     </w:p>
     <w:p>
+      <w:r>
+        <w:t>{wifi_mesh_aplica}</w:t>
+      </w:r>
+    </w:p>
+    <w:p>
       <w:pPr>
         <w:jc w:val="center"/>
         <w:rPr>
@@ -36187,6 +35702,11 @@
       </w:r>
     </w:p>
     <w:p>
+      <w:r>
+        <w:t>{wifi_mesh_tipo_servicio}</w:t>
+      </w:r>
+    </w:p>
+    <w:p>
       <w:pPr>
         <w:rPr>
           <w:rFonts w:ascii="Arial" w:hAnsi="Arial" w:cs="Arial"/>
@@ -36334,6 +35854,11 @@
       </w:r>
     </w:p>
     <w:p>
+      <w:r>
+        <w:t>{wifi_mesh_conectividad_router_mesh}</w:t>
+      </w:r>
+    </w:p>
+    <w:p>
       <w:pPr>
         <w:jc w:val="both"/>
         <w:rPr>
@@ -36428,6 +35953,11 @@
           <w:lang w:val="es-CO"/>
         </w:rPr>
         <w:t>.</w:t>
+      </w:r>
+    </w:p>
+    <w:p>
+      <w:r>
+        <w:t>{wifi_mesh_registro_plataforma}</w:t>
       </w:r>
     </w:p>
     <w:p>
@@ -36556,6 +36086,11 @@
       </w:r>
     </w:p>
     <w:p>
+      <w:r>
+        <w:t>{internet_seguro_aplica}</w:t>
+      </w:r>
+    </w:p>
+    <w:p>
       <w:pPr>
         <w:jc w:val="both"/>
         <w:rPr>
@@ -36589,6 +36124,11 @@
       </w:r>
     </w:p>
     <w:p>
+      <w:r>
+        <w:t>{internet_seguro_plan}</w:t>
+      </w:r>
+    </w:p>
+    <w:p>
       <w:pPr>
         <w:spacing w:line="259" w:lineRule="auto"/>
         <w:jc w:val="both"/>
@@ -36727,6 +36267,11 @@
       </w:r>
     </w:p>
     <w:p>
+      <w:r>
+        <w:t>{internet_seguro_licencia}</w:t>
+      </w:r>
+    </w:p>
+    <w:p>
       <w:pPr>
         <w:jc w:val="both"/>
         <w:rPr>
@@ -36838,6 +36383,11 @@
           <w:lang w:val="es-CO"/>
         </w:rPr>
         <w:t xml:space="preserve">: </w:t>
+      </w:r>
+    </w:p>
+    <w:p>
+      <w:r>
+        <w:t>{internet_seguro_meraki_dashboard}</w:t>
       </w:r>
     </w:p>
     <w:p>
@@ -37092,6 +36642,11 @@
       </w:r>
     </w:p>
     <w:p>
+      <w:r>
+        <w:t>{internet_seguro_configuracion_meraki}</w:t>
+      </w:r>
+    </w:p>
+    <w:p>
       <w:pPr>
         <w:jc w:val="both"/>
         <w:rPr>
@@ -37686,6 +37241,11 @@
           <w:lang w:val="es-CO"/>
         </w:rPr>
         <w:t xml:space="preserve"> MX:</w:t>
+      </w:r>
+    </w:p>
+    <w:p>
+      <w:r>
+        <w:t>{internet_seguro_conectividad_meraki_lan}</w:t>
       </w:r>
     </w:p>
     <w:p>
@@ -37882,6 +37442,11 @@
           <w:lang w:val="es-CO"/>
         </w:rPr>
         <w:t>Evidencia de conectividad entre equipo terminal del cliente hacia Internet</w:t>
+      </w:r>
+    </w:p>
+    <w:p>
+      <w:r>
+        <w:t>{internet_seguro_conectividad_internet}</w:t>
       </w:r>
     </w:p>
     <w:p>
@@ -38368,15 +37933,9 @@
             <w:vAlign w:val="center"/>
           </w:tcPr>
           <w:p>
-            <w:pPr>
-              <w:jc w:val="center"/>
-              <w:rPr>
-                <w:rFonts w:ascii="Arial" w:hAnsi="Arial" w:cs="Arial"/>
-                <w:b/>
-                <w:bCs/>
-                <w:lang w:val="en-US"/>
-              </w:rPr>
-            </w:pPr>
+            <w:r>
+              <w:t>{internet_seguro_cliente_conectado_claro_si}</w:t>
+            </w:r>
           </w:p>
         </w:tc>
         <w:tc>
@@ -38429,15 +37988,9 @@
             <w:vAlign w:val="center"/>
           </w:tcPr>
           <w:p>
-            <w:pPr>
-              <w:jc w:val="center"/>
-              <w:rPr>
-                <w:rFonts w:ascii="Arial" w:hAnsi="Arial" w:cs="Arial"/>
-                <w:b/>
-                <w:bCs/>
-                <w:lang w:val="en-US"/>
-              </w:rPr>
-            </w:pPr>
+            <w:r>
+              <w:t>{internet_seguro_cliente_conectado_claro_no}</w:t>
+            </w:r>
           </w:p>
         </w:tc>
       </w:tr>
@@ -38554,15 +38107,9 @@
             <w:vAlign w:val="center"/>
           </w:tcPr>
           <w:p>
-            <w:pPr>
-              <w:jc w:val="center"/>
-              <w:rPr>
-                <w:rFonts w:ascii="Arial" w:hAnsi="Arial" w:cs="Arial"/>
-                <w:b/>
-                <w:bCs/>
-                <w:lang w:val="en-US"/>
-              </w:rPr>
-            </w:pPr>
+            <w:r>
+              <w:t>{internet_seguro_equipos_disponibles_si}</w:t>
+            </w:r>
           </w:p>
         </w:tc>
         <w:tc>
@@ -38615,15 +38162,9 @@
             <w:vAlign w:val="center"/>
           </w:tcPr>
           <w:p>
-            <w:pPr>
-              <w:jc w:val="center"/>
-              <w:rPr>
-                <w:rFonts w:ascii="Arial" w:hAnsi="Arial" w:cs="Arial"/>
-                <w:b/>
-                <w:bCs/>
-                <w:lang w:val="en-US"/>
-              </w:rPr>
-            </w:pPr>
+            <w:r>
+              <w:t>{internet_seguro_equipos_disponibles_no}</w:t>
+            </w:r>
           </w:p>
         </w:tc>
       </w:tr>
@@ -38685,6 +38226,11 @@
       </w:r>
     </w:p>
     <w:p>
+      <w:r>
+        <w:t>{solucion_equipos_claro}</w:t>
+      </w:r>
+    </w:p>
+    <w:p>
       <w:pPr>
         <w:spacing w:after="240"/>
         <w:rPr>
@@ -40784,6 +40330,11 @@
           <w:lang w:val="es-CO"/>
         </w:rPr>
         <w:t>Observaciones generales de cada uno de los servicios entregados.</w:t>
+      </w:r>
+    </w:p>
+    <w:p>
+      <w:r>
+        <w:t>{observaciones_generales_servicios}</w:t>
       </w:r>
     </w:p>
     <w:p>
@@ -41492,6 +41043,11 @@
         </w:rPr>
         <w:lastRenderedPageBreak/>
         <w:t>FOTO ACTA DE ENTREGA DE SERVICIO</w:t>
+      </w:r>
+    </w:p>
+    <w:p>
+      <w:r>
+        <w:t>{foto_acta_entrega_servicio}</w:t>
       </w:r>
     </w:p>
     <w:p>
@@ -41662,6 +41218,11 @@
       </w:r>
     </w:p>
     <w:p>
+      <w:r>
+        <w:t>{foto_encuesta_satisfaccion}</w:t>
+      </w:r>
+    </w:p>
+    <w:p>
       <w:pPr>
         <w:jc w:val="center"/>
         <w:rPr>
@@ -41843,6 +41404,11 @@
         </w:rPr>
         <w:lastRenderedPageBreak/>
         <w:t>FOTO CHECK LIST TELEFONIA</w:t>
+      </w:r>
+    </w:p>
+    <w:p>
+      <w:r>
+        <w:t>{foto_checklist_telefonia}</w:t>
       </w:r>
     </w:p>
     <w:p>
